--- a/delivery/PTSF-RAID-Log.docx
+++ b/delivery/PTSF-RAID-Log.docx
@@ -1299,7 +1299,7 @@
           </w:tcPr>
           <w:p>
             <w:r>
-              <w:t>Fields granted via other permission sets (Assessor_Base). Sysadmin FLS backfill pending</w:t>
+              <w:t>New perm set PTSF_Admin_Fls_Overrides grants edit on all three; assign to sysadmin before next seed run</w:t>
             </w:r>
           </w:p>
         </w:tc>
@@ -1309,7 +1309,7 @@
           </w:tcPr>
           <w:p>
             <w:r>
-              <w:t>Open</w:t>
+              <w:t>Closed (2026-10-01)</w:t>
             </w:r>
           </w:p>
         </w:tc>
@@ -1361,7 +1361,7 @@
           </w:tcPr>
           <w:p>
             <w:r>
-              <w:t>Same as I-03</w:t>
+              <w:t>Covered by PTSF_Admin_Fls_Overrides</w:t>
             </w:r>
           </w:p>
         </w:tc>
@@ -1371,7 +1371,7 @@
           </w:tcPr>
           <w:p>
             <w:r>
-              <w:t>Open</w:t>
+              <w:t>Closed (2026-10-01)</w:t>
             </w:r>
           </w:p>
         </w:tc>
